--- a/Assignment.docx
+++ b/Assignment.docx
@@ -14,11 +14,541 @@
           <w:b/>
           <w:bCs/>
         </w:rPr>
+        <w:t>Group 36</w:t>
+      </w:r>
+      <w:r>
+        <w:rPr>
+          <w:b/>
+          <w:bCs/>
+        </w:rPr>
+        <w:t xml:space="preserve"> Team information</w:t>
+      </w:r>
+    </w:p>
+    <w:p>
+      <w:pPr>
+        <w:rPr>
+          <w:b/>
+          <w:bCs/>
+        </w:rPr>
+      </w:pPr>
+    </w:p>
+    <w:tbl>
+      <w:tblPr>
+        <w:tblStyle w:val="TableGrid"/>
+        <w:tblW w:w="9776" w:type="dxa"/>
+        <w:tblLook w:val="04A0" w:firstRow="1" w:lastRow="0" w:firstColumn="1" w:lastColumn="0" w:noHBand="0" w:noVBand="1"/>
+      </w:tblPr>
+      <w:tblGrid>
+        <w:gridCol w:w="3539"/>
+        <w:gridCol w:w="3686"/>
+        <w:gridCol w:w="2551"/>
+      </w:tblGrid>
+      <w:tr>
+        <w:tc>
+          <w:tcPr>
+            <w:tcW w:w="3539" w:type="dxa"/>
+            <w:tcBorders>
+              <w:top w:val="single" w:sz="4" w:space="0" w:color="auto"/>
+              <w:left w:val="single" w:sz="4" w:space="0" w:color="auto"/>
+              <w:bottom w:val="single" w:sz="4" w:space="0" w:color="auto"/>
+              <w:right w:val="single" w:sz="4" w:space="0" w:color="auto"/>
+            </w:tcBorders>
+            <w:shd w:val="clear" w:color="auto" w:fill="1565C0"/>
+            <w:hideMark/>
+          </w:tcPr>
+          <w:p>
+            <w:pPr>
+              <w:spacing w:after="160" w:line="278" w:lineRule="auto"/>
+              <w:rPr>
+                <w:b/>
+                <w:bCs/>
+                <w:color w:val="FFFFFF" w:themeColor="background1"/>
+                <w:lang w:val="en-US"/>
+              </w:rPr>
+            </w:pPr>
+            <w:r>
+              <w:rPr>
+                <w:b/>
+                <w:bCs/>
+                <w:color w:val="FFFFFF" w:themeColor="background1"/>
+                <w:lang w:val="en-US"/>
+              </w:rPr>
+              <w:t>Name</w:t>
+            </w:r>
+          </w:p>
+        </w:tc>
+        <w:tc>
+          <w:tcPr>
+            <w:tcW w:w="3686" w:type="dxa"/>
+            <w:tcBorders>
+              <w:top w:val="single" w:sz="4" w:space="0" w:color="auto"/>
+              <w:left w:val="single" w:sz="4" w:space="0" w:color="auto"/>
+              <w:bottom w:val="single" w:sz="4" w:space="0" w:color="auto"/>
+              <w:right w:val="single" w:sz="4" w:space="0" w:color="auto"/>
+            </w:tcBorders>
+            <w:shd w:val="clear" w:color="auto" w:fill="1565C0"/>
+            <w:hideMark/>
+          </w:tcPr>
+          <w:p>
+            <w:pPr>
+              <w:spacing w:after="160" w:line="278" w:lineRule="auto"/>
+              <w:rPr>
+                <w:b/>
+                <w:bCs/>
+                <w:color w:val="FFFFFF" w:themeColor="background1"/>
+                <w:lang w:val="en-US"/>
+              </w:rPr>
+            </w:pPr>
+            <w:r>
+              <w:rPr>
+                <w:b/>
+                <w:bCs/>
+                <w:color w:val="FFFFFF" w:themeColor="background1"/>
+                <w:lang w:val="en-US"/>
+              </w:rPr>
+              <w:t>BITS ID</w:t>
+            </w:r>
+          </w:p>
+        </w:tc>
+        <w:tc>
+          <w:tcPr>
+            <w:tcW w:w="2551" w:type="dxa"/>
+            <w:tcBorders>
+              <w:top w:val="single" w:sz="4" w:space="0" w:color="auto"/>
+              <w:left w:val="single" w:sz="4" w:space="0" w:color="auto"/>
+              <w:bottom w:val="single" w:sz="4" w:space="0" w:color="auto"/>
+              <w:right w:val="single" w:sz="4" w:space="0" w:color="auto"/>
+            </w:tcBorders>
+            <w:shd w:val="clear" w:color="auto" w:fill="1565C0"/>
+            <w:hideMark/>
+          </w:tcPr>
+          <w:p>
+            <w:pPr>
+              <w:spacing w:after="160" w:line="278" w:lineRule="auto"/>
+              <w:rPr>
+                <w:b/>
+                <w:bCs/>
+                <w:color w:val="FFFFFF" w:themeColor="background1"/>
+                <w:lang w:val="en-US"/>
+              </w:rPr>
+            </w:pPr>
+            <w:r>
+              <w:rPr>
+                <w:b/>
+                <w:bCs/>
+                <w:color w:val="FFFFFF" w:themeColor="background1"/>
+                <w:lang w:val="en-US"/>
+              </w:rPr>
+              <w:t xml:space="preserve">Contribution </w:t>
+            </w:r>
+            <w:r>
+              <w:rPr>
+                <w:b/>
+                <w:bCs/>
+                <w:color w:val="FFFFFF" w:themeColor="background1"/>
+                <w:lang w:val="en-US"/>
+              </w:rPr>
+              <w:t>%</w:t>
+            </w:r>
+          </w:p>
+        </w:tc>
+      </w:tr>
+      <w:tr>
+        <w:tc>
+          <w:tcPr>
+            <w:tcW w:w="3539" w:type="dxa"/>
+            <w:tcBorders>
+              <w:top w:val="single" w:sz="4" w:space="0" w:color="auto"/>
+              <w:left w:val="single" w:sz="4" w:space="0" w:color="auto"/>
+              <w:bottom w:val="single" w:sz="4" w:space="0" w:color="auto"/>
+              <w:right w:val="single" w:sz="4" w:space="0" w:color="auto"/>
+            </w:tcBorders>
+            <w:shd w:val="clear" w:color="auto" w:fill="FFFFFF"/>
+            <w:hideMark/>
+          </w:tcPr>
+          <w:p>
+            <w:pPr>
+              <w:spacing w:after="160" w:line="278" w:lineRule="auto"/>
+              <w:rPr>
+                <w:b/>
+                <w:bCs/>
+                <w:lang w:val="en-US"/>
+              </w:rPr>
+            </w:pPr>
+            <w:r>
+              <w:rPr>
+                <w:b/>
+                <w:bCs/>
+              </w:rPr>
+              <w:t>LOKESH KUMAR PANDEY</w:t>
+            </w:r>
+          </w:p>
+        </w:tc>
+        <w:tc>
+          <w:tcPr>
+            <w:tcW w:w="3686" w:type="dxa"/>
+            <w:tcBorders>
+              <w:top w:val="single" w:sz="4" w:space="0" w:color="auto"/>
+              <w:left w:val="single" w:sz="4" w:space="0" w:color="auto"/>
+              <w:bottom w:val="single" w:sz="4" w:space="0" w:color="auto"/>
+              <w:right w:val="single" w:sz="4" w:space="0" w:color="auto"/>
+            </w:tcBorders>
+            <w:shd w:val="clear" w:color="auto" w:fill="FFFFFF"/>
+            <w:hideMark/>
+          </w:tcPr>
+          <w:p>
+            <w:pPr>
+              <w:spacing w:after="160" w:line="278" w:lineRule="auto"/>
+              <w:rPr>
+                <w:b/>
+                <w:bCs/>
+                <w:lang w:val="en-US"/>
+              </w:rPr>
+            </w:pPr>
+            <w:r>
+              <w:rPr>
+                <w:b/>
+                <w:bCs/>
+                <w:lang w:val="en-US"/>
+              </w:rPr>
+              <w:t>2025ae05342</w:t>
+            </w:r>
+          </w:p>
+        </w:tc>
+        <w:tc>
+          <w:tcPr>
+            <w:tcW w:w="2551" w:type="dxa"/>
+            <w:tcBorders>
+              <w:top w:val="single" w:sz="4" w:space="0" w:color="auto"/>
+              <w:left w:val="single" w:sz="4" w:space="0" w:color="auto"/>
+              <w:bottom w:val="single" w:sz="4" w:space="0" w:color="auto"/>
+              <w:right w:val="single" w:sz="4" w:space="0" w:color="auto"/>
+            </w:tcBorders>
+            <w:shd w:val="clear" w:color="auto" w:fill="FFFFFF"/>
+            <w:hideMark/>
+          </w:tcPr>
+          <w:p>
+            <w:pPr>
+              <w:spacing w:after="160" w:line="278" w:lineRule="auto"/>
+              <w:rPr>
+                <w:b/>
+                <w:bCs/>
+                <w:lang w:val="en-US"/>
+              </w:rPr>
+            </w:pPr>
+            <w:r>
+              <w:rPr>
+                <w:b/>
+                <w:bCs/>
+                <w:lang w:val="en-US"/>
+              </w:rPr>
+              <w:t>100%</w:t>
+            </w:r>
+          </w:p>
+        </w:tc>
+      </w:tr>
+      <w:tr>
+        <w:tc>
+          <w:tcPr>
+            <w:tcW w:w="3539" w:type="dxa"/>
+            <w:tcBorders>
+              <w:top w:val="single" w:sz="4" w:space="0" w:color="auto"/>
+              <w:left w:val="single" w:sz="4" w:space="0" w:color="auto"/>
+              <w:bottom w:val="single" w:sz="4" w:space="0" w:color="auto"/>
+              <w:right w:val="single" w:sz="4" w:space="0" w:color="auto"/>
+            </w:tcBorders>
+            <w:shd w:val="clear" w:color="auto" w:fill="F5F5F5"/>
+            <w:hideMark/>
+          </w:tcPr>
+          <w:p>
+            <w:pPr>
+              <w:spacing w:after="160" w:line="278" w:lineRule="auto"/>
+              <w:rPr>
+                <w:b/>
+                <w:bCs/>
+              </w:rPr>
+            </w:pPr>
+            <w:r>
+              <w:rPr>
+                <w:b/>
+                <w:bCs/>
+              </w:rPr>
+              <w:t xml:space="preserve">DANIAL AHMED BARBHUIYA </w:t>
+            </w:r>
+          </w:p>
+        </w:tc>
+        <w:tc>
+          <w:tcPr>
+            <w:tcW w:w="3686" w:type="dxa"/>
+            <w:tcBorders>
+              <w:top w:val="single" w:sz="4" w:space="0" w:color="auto"/>
+              <w:left w:val="single" w:sz="4" w:space="0" w:color="auto"/>
+              <w:bottom w:val="single" w:sz="4" w:space="0" w:color="auto"/>
+              <w:right w:val="single" w:sz="4" w:space="0" w:color="auto"/>
+            </w:tcBorders>
+            <w:shd w:val="clear" w:color="auto" w:fill="F5F5F5"/>
+            <w:hideMark/>
+          </w:tcPr>
+          <w:p>
+            <w:pPr>
+              <w:spacing w:after="160" w:line="278" w:lineRule="auto"/>
+              <w:rPr>
+                <w:b/>
+                <w:bCs/>
+                <w:lang w:val="en-US"/>
+              </w:rPr>
+            </w:pPr>
+            <w:r>
+              <w:rPr>
+                <w:b/>
+                <w:bCs/>
+                <w:lang w:val="en-US"/>
+              </w:rPr>
+              <w:t>2025ae05096</w:t>
+            </w:r>
+          </w:p>
+        </w:tc>
+        <w:tc>
+          <w:tcPr>
+            <w:tcW w:w="2551" w:type="dxa"/>
+            <w:tcBorders>
+              <w:top w:val="single" w:sz="4" w:space="0" w:color="auto"/>
+              <w:left w:val="single" w:sz="4" w:space="0" w:color="auto"/>
+              <w:bottom w:val="single" w:sz="4" w:space="0" w:color="auto"/>
+              <w:right w:val="single" w:sz="4" w:space="0" w:color="auto"/>
+            </w:tcBorders>
+            <w:shd w:val="clear" w:color="auto" w:fill="F5F5F5"/>
+            <w:hideMark/>
+          </w:tcPr>
+          <w:p>
+            <w:pPr>
+              <w:spacing w:after="160" w:line="278" w:lineRule="auto"/>
+              <w:rPr>
+                <w:b/>
+                <w:bCs/>
+                <w:lang w:val="en-US"/>
+              </w:rPr>
+            </w:pPr>
+            <w:r>
+              <w:rPr>
+                <w:b/>
+                <w:bCs/>
+                <w:lang w:val="en-US"/>
+              </w:rPr>
+              <w:t>100%</w:t>
+            </w:r>
+          </w:p>
+        </w:tc>
+      </w:tr>
+      <w:tr>
+        <w:tc>
+          <w:tcPr>
+            <w:tcW w:w="3539" w:type="dxa"/>
+            <w:tcBorders>
+              <w:top w:val="single" w:sz="4" w:space="0" w:color="auto"/>
+              <w:left w:val="single" w:sz="4" w:space="0" w:color="auto"/>
+              <w:bottom w:val="single" w:sz="4" w:space="0" w:color="auto"/>
+              <w:right w:val="single" w:sz="4" w:space="0" w:color="auto"/>
+            </w:tcBorders>
+            <w:shd w:val="clear" w:color="auto" w:fill="F5F5F5"/>
+          </w:tcPr>
+          <w:p>
+            <w:pPr>
+              <w:rPr>
+                <w:b/>
+                <w:bCs/>
+                <w:lang w:val="en-US"/>
+              </w:rPr>
+            </w:pPr>
+            <w:r>
+              <w:rPr>
+                <w:b/>
+                <w:bCs/>
+              </w:rPr>
+              <w:t>LITHISH R</w:t>
+            </w:r>
+          </w:p>
+        </w:tc>
+        <w:tc>
+          <w:tcPr>
+            <w:tcW w:w="3686" w:type="dxa"/>
+            <w:tcBorders>
+              <w:top w:val="single" w:sz="4" w:space="0" w:color="auto"/>
+              <w:left w:val="single" w:sz="4" w:space="0" w:color="auto"/>
+              <w:bottom w:val="single" w:sz="4" w:space="0" w:color="auto"/>
+              <w:right w:val="single" w:sz="4" w:space="0" w:color="auto"/>
+            </w:tcBorders>
+            <w:shd w:val="clear" w:color="auto" w:fill="F5F5F5"/>
+          </w:tcPr>
+          <w:p>
+            <w:pPr>
+              <w:rPr>
+                <w:b/>
+                <w:bCs/>
+                <w:lang w:val="en-US"/>
+              </w:rPr>
+            </w:pPr>
+            <w:r>
+              <w:rPr>
+                <w:b/>
+                <w:bCs/>
+                <w:lang w:val="en-US"/>
+              </w:rPr>
+              <w:t>2025ae05503</w:t>
+            </w:r>
+          </w:p>
+        </w:tc>
+        <w:tc>
+          <w:tcPr>
+            <w:tcW w:w="2551" w:type="dxa"/>
+            <w:tcBorders>
+              <w:top w:val="single" w:sz="4" w:space="0" w:color="auto"/>
+              <w:left w:val="single" w:sz="4" w:space="0" w:color="auto"/>
+              <w:bottom w:val="single" w:sz="4" w:space="0" w:color="auto"/>
+              <w:right w:val="single" w:sz="4" w:space="0" w:color="auto"/>
+            </w:tcBorders>
+            <w:shd w:val="clear" w:color="auto" w:fill="F5F5F5"/>
+          </w:tcPr>
+          <w:p>
+            <w:pPr>
+              <w:rPr>
+                <w:b/>
+                <w:bCs/>
+                <w:lang w:val="en-US"/>
+              </w:rPr>
+            </w:pPr>
+            <w:r>
+              <w:rPr>
+                <w:b/>
+                <w:bCs/>
+                <w:lang w:val="en-US"/>
+              </w:rPr>
+              <w:t>100%</w:t>
+            </w:r>
+          </w:p>
+        </w:tc>
+      </w:tr>
+      <w:tr>
+        <w:tc>
+          <w:tcPr>
+            <w:tcW w:w="3539" w:type="dxa"/>
+            <w:tcBorders>
+              <w:top w:val="single" w:sz="4" w:space="0" w:color="auto"/>
+              <w:left w:val="single" w:sz="4" w:space="0" w:color="auto"/>
+              <w:bottom w:val="single" w:sz="4" w:space="0" w:color="auto"/>
+              <w:right w:val="single" w:sz="4" w:space="0" w:color="auto"/>
+            </w:tcBorders>
+            <w:shd w:val="clear" w:color="auto" w:fill="F5F5F5"/>
+          </w:tcPr>
+          <w:p>
+            <w:pPr>
+              <w:rPr>
+                <w:b/>
+                <w:bCs/>
+                <w:lang w:val="en-US"/>
+              </w:rPr>
+            </w:pPr>
+            <w:r>
+              <w:rPr>
+                <w:b/>
+                <w:bCs/>
+              </w:rPr>
+              <w:t>VIJAYA KUMAR C.</w:t>
+            </w:r>
+          </w:p>
+        </w:tc>
+        <w:tc>
+          <w:tcPr>
+            <w:tcW w:w="3686" w:type="dxa"/>
+            <w:tcBorders>
+              <w:top w:val="single" w:sz="4" w:space="0" w:color="auto"/>
+              <w:left w:val="single" w:sz="4" w:space="0" w:color="auto"/>
+              <w:bottom w:val="single" w:sz="4" w:space="0" w:color="auto"/>
+              <w:right w:val="single" w:sz="4" w:space="0" w:color="auto"/>
+            </w:tcBorders>
+            <w:shd w:val="clear" w:color="auto" w:fill="F5F5F5"/>
+          </w:tcPr>
+          <w:p>
+            <w:pPr>
+              <w:rPr>
+                <w:b/>
+                <w:bCs/>
+                <w:lang w:val="en-US"/>
+              </w:rPr>
+            </w:pPr>
+            <w:r>
+              <w:rPr>
+                <w:b/>
+                <w:bCs/>
+                <w:lang w:val="en-US"/>
+              </w:rPr>
+              <w:t>2025ae05715</w:t>
+            </w:r>
+          </w:p>
+        </w:tc>
+        <w:tc>
+          <w:tcPr>
+            <w:tcW w:w="2551" w:type="dxa"/>
+            <w:tcBorders>
+              <w:top w:val="single" w:sz="4" w:space="0" w:color="auto"/>
+              <w:left w:val="single" w:sz="4" w:space="0" w:color="auto"/>
+              <w:bottom w:val="single" w:sz="4" w:space="0" w:color="auto"/>
+              <w:right w:val="single" w:sz="4" w:space="0" w:color="auto"/>
+            </w:tcBorders>
+            <w:shd w:val="clear" w:color="auto" w:fill="F5F5F5"/>
+          </w:tcPr>
+          <w:p>
+            <w:pPr>
+              <w:rPr>
+                <w:b/>
+                <w:bCs/>
+                <w:lang w:val="en-US"/>
+              </w:rPr>
+            </w:pPr>
+            <w:r>
+              <w:rPr>
+                <w:b/>
+                <w:bCs/>
+                <w:lang w:val="en-US"/>
+              </w:rPr>
+              <w:t>100%</w:t>
+            </w:r>
+          </w:p>
+        </w:tc>
+      </w:tr>
+    </w:tbl>
+    <w:p>
+      <w:pPr>
+        <w:rPr>
+          <w:b/>
+          <w:bCs/>
+        </w:rPr>
+      </w:pPr>
+    </w:p>
+    <w:p>
+      <w:pPr>
+        <w:rPr>
+          <w:b/>
+          <w:bCs/>
+        </w:rPr>
+      </w:pPr>
+    </w:p>
+    <w:p>
+      <w:pPr>
+        <w:rPr>
+          <w:b/>
+          <w:bCs/>
+        </w:rPr>
+      </w:pPr>
+      <w:r>
+        <w:rPr>
+          <w:b/>
+          <w:bCs/>
+        </w:rPr>
         <w:t>1. Problem Definition</w:t>
       </w:r>
     </w:p>
     <w:p>
-      <w:proofErr w:type="spellStart"/>
       <w:r>
         <w:rPr>
           <w:b/>
@@ -26,7 +556,6 @@
         </w:rPr>
         <w:t>RecoMart</w:t>
       </w:r>
-      <w:proofErr w:type="spellEnd"/>
       <w:r>
         <w:t>, a rising e-commerce startup, faces the challenge of low customer conversion rates and limited cross-selling success. While the platform generates significant traffic, users often struggle to find products relevant to their interests, leading to high bounce rates.</w:t>
       </w:r>
@@ -165,15 +694,7 @@
         <w:t>Reproducibility:</w:t>
       </w:r>
       <w:r>
-        <w:t xml:space="preserve"> Implement data and model versioning (DVC/</w:t>
-      </w:r>
-      <w:proofErr w:type="spellStart"/>
-      <w:r>
-        <w:t>MLflow</w:t>
-      </w:r>
-      <w:proofErr w:type="spellEnd"/>
-      <w:r>
-        <w:t>) to track experiments and ensure lineage.</w:t>
+        <w:t xml:space="preserve"> Implement data and model versioning (DVC/MLflow) to track experiments and ensure lineage.</w:t>
       </w:r>
     </w:p>
     <w:p>
@@ -208,23 +729,8 @@
           <w:b/>
           <w:bCs/>
         </w:rPr>
-        <w:t>User Interactions (</w:t>
-      </w:r>
-      <w:proofErr w:type="spellStart"/>
-      <w:r>
-        <w:rPr>
-          <w:b/>
-          <w:bCs/>
-        </w:rPr>
-        <w:t>Behavioral</w:t>
-      </w:r>
-      <w:proofErr w:type="spellEnd"/>
-      <w:r>
-        <w:rPr>
-          <w:b/>
-          <w:bCs/>
-        </w:rPr>
-        <w:t xml:space="preserve"> Data):</w:t>
+        <w:lastRenderedPageBreak/>
+        <w:t>User Interactions (Behavioral Data):</w:t>
       </w:r>
     </w:p>
     <w:p>
@@ -260,23 +766,7 @@
         <w:t>Attributes:</w:t>
       </w:r>
       <w:r>
-        <w:t xml:space="preserve"> </w:t>
-      </w:r>
-      <w:proofErr w:type="spellStart"/>
-      <w:r>
-        <w:t>user_id</w:t>
-      </w:r>
-      <w:proofErr w:type="spellEnd"/>
-      <w:r>
-        <w:t xml:space="preserve">, </w:t>
-      </w:r>
-      <w:proofErr w:type="spellStart"/>
-      <w:r>
-        <w:t>item_id</w:t>
-      </w:r>
-      <w:proofErr w:type="spellEnd"/>
-      <w:r>
-        <w:t>, rating (1–5 scale), and timestamp.</w:t>
+        <w:t xml:space="preserve"> user_id, item_id, rating (1–5 scale), and timestamp.</w:t>
       </w:r>
     </w:p>
     <w:p>
@@ -309,23 +799,7 @@
           <w:b/>
           <w:bCs/>
         </w:rPr>
-        <w:t>Product Metadata (</w:t>
-      </w:r>
-      <w:proofErr w:type="spellStart"/>
-      <w:r>
-        <w:rPr>
-          <w:b/>
-          <w:bCs/>
-        </w:rPr>
-        <w:t>Catalog</w:t>
-      </w:r>
-      <w:proofErr w:type="spellEnd"/>
-      <w:r>
-        <w:rPr>
-          <w:b/>
-          <w:bCs/>
-        </w:rPr>
-        <w:t xml:space="preserve"> Data):</w:t>
+        <w:t>Product Metadata (Catalog Data):</w:t>
       </w:r>
     </w:p>
     <w:p>
@@ -361,23 +835,7 @@
         <w:t>Attributes:</w:t>
       </w:r>
       <w:r>
-        <w:t xml:space="preserve"> </w:t>
-      </w:r>
-      <w:proofErr w:type="spellStart"/>
-      <w:r>
-        <w:t>product_id</w:t>
-      </w:r>
-      <w:proofErr w:type="spellEnd"/>
-      <w:r>
-        <w:t xml:space="preserve">, category, price, and </w:t>
-      </w:r>
-      <w:proofErr w:type="spellStart"/>
-      <w:r>
-        <w:t>stock_status</w:t>
-      </w:r>
-      <w:proofErr w:type="spellEnd"/>
-      <w:r>
-        <w:t>.</w:t>
+        <w:t xml:space="preserve"> product_id, category, price, and stock_status.</w:t>
       </w:r>
     </w:p>
     <w:p>
@@ -392,7 +850,6 @@
           <w:b/>
           <w:bCs/>
         </w:rPr>
-        <w:lastRenderedPageBreak/>
         <w:t>Purpose:</w:t>
       </w:r>
       <w:r>
@@ -470,15 +927,7 @@
         <w:t>Trained SVD Model:</w:t>
       </w:r>
       <w:r>
-        <w:t xml:space="preserve"> A Collaborative Filtering model (Matrix Factorization) tracked via </w:t>
-      </w:r>
-      <w:proofErr w:type="spellStart"/>
-      <w:r>
-        <w:t>MLflow</w:t>
-      </w:r>
-      <w:proofErr w:type="spellEnd"/>
-      <w:r>
-        <w:t>, including its parameters and run IDs.</w:t>
+        <w:t xml:space="preserve"> A Collaborative Filtering model (Matrix Factorization) tracked via MLflow, including its parameters and run IDs.</w:t>
       </w:r>
     </w:p>
     <w:p>
@@ -544,21 +993,12 @@
           <w:numId w:val="4"/>
         </w:numPr>
       </w:pPr>
-      <w:proofErr w:type="spellStart"/>
-      <w:r>
-        <w:rPr>
-          <w:b/>
-          <w:bCs/>
-        </w:rPr>
-        <w:t>Precision@K</w:t>
-      </w:r>
-      <w:proofErr w:type="spellEnd"/>
-      <w:r>
-        <w:rPr>
-          <w:b/>
-          <w:bCs/>
-        </w:rPr>
-        <w:t>:</w:t>
+      <w:r>
+        <w:rPr>
+          <w:b/>
+          <w:bCs/>
+        </w:rPr>
+        <w:t>Precision@K:</w:t>
       </w:r>
       <w:r>
         <w:t xml:space="preserve"> The proportion of recommended items in the top-K set that are truly relevant to the user.</w:t>
@@ -571,21 +1011,12 @@
           <w:numId w:val="4"/>
         </w:numPr>
       </w:pPr>
-      <w:proofErr w:type="spellStart"/>
-      <w:r>
-        <w:rPr>
-          <w:b/>
-          <w:bCs/>
-        </w:rPr>
-        <w:t>Recall@K</w:t>
-      </w:r>
-      <w:proofErr w:type="spellEnd"/>
-      <w:r>
-        <w:rPr>
-          <w:b/>
-          <w:bCs/>
-        </w:rPr>
-        <w:t>:</w:t>
+      <w:r>
+        <w:rPr>
+          <w:b/>
+          <w:bCs/>
+        </w:rPr>
+        <w:t>Recall@K:</w:t>
       </w:r>
       <w:r>
         <w:t xml:space="preserve"> The proportion of all relevant items that were successfully captured in the top-K recommendations</w:t>
@@ -953,6 +1384,155 @@
     </w:lvl>
   </w:abstractNum>
   <w:abstractNum w:abstractNumId="2" w15:restartNumberingAfterBreak="0">
+    <w:nsid w:val="5E6D4309"/>
+    <w:multiLevelType w:val="multilevel"/>
+    <w:tmpl w:val="CB785F22"/>
+    <w:lvl w:ilvl="0">
+      <w:start w:val="1"/>
+      <w:numFmt w:val="bullet"/>
+      <w:lvlText w:val=""/>
+      <w:lvlJc w:val="left"/>
+      <w:pPr>
+        <w:tabs>
+          <w:tab w:val="num" w:pos="720"/>
+        </w:tabs>
+        <w:ind w:left="720" w:hanging="360"/>
+      </w:pPr>
+      <w:rPr>
+        <w:rFonts w:ascii="Symbol" w:hAnsi="Symbol" w:hint="default"/>
+        <w:sz w:val="20"/>
+      </w:rPr>
+    </w:lvl>
+    <w:lvl w:ilvl="1" w:tentative="1">
+      <w:start w:val="1"/>
+      <w:numFmt w:val="bullet"/>
+      <w:lvlText w:val="o"/>
+      <w:lvlJc w:val="left"/>
+      <w:pPr>
+        <w:tabs>
+          <w:tab w:val="num" w:pos="1440"/>
+        </w:tabs>
+        <w:ind w:left="1440" w:hanging="360"/>
+      </w:pPr>
+      <w:rPr>
+        <w:rFonts w:ascii="Courier New" w:hAnsi="Courier New" w:hint="default"/>
+        <w:sz w:val="20"/>
+      </w:rPr>
+    </w:lvl>
+    <w:lvl w:ilvl="2" w:tentative="1">
+      <w:start w:val="1"/>
+      <w:numFmt w:val="bullet"/>
+      <w:lvlText w:val=""/>
+      <w:lvlJc w:val="left"/>
+      <w:pPr>
+        <w:tabs>
+          <w:tab w:val="num" w:pos="2160"/>
+        </w:tabs>
+        <w:ind w:left="2160" w:hanging="360"/>
+      </w:pPr>
+      <w:rPr>
+        <w:rFonts w:ascii="Wingdings" w:hAnsi="Wingdings" w:hint="default"/>
+        <w:sz w:val="20"/>
+      </w:rPr>
+    </w:lvl>
+    <w:lvl w:ilvl="3" w:tentative="1">
+      <w:start w:val="1"/>
+      <w:numFmt w:val="bullet"/>
+      <w:lvlText w:val=""/>
+      <w:lvlJc w:val="left"/>
+      <w:pPr>
+        <w:tabs>
+          <w:tab w:val="num" w:pos="2880"/>
+        </w:tabs>
+        <w:ind w:left="2880" w:hanging="360"/>
+      </w:pPr>
+      <w:rPr>
+        <w:rFonts w:ascii="Wingdings" w:hAnsi="Wingdings" w:hint="default"/>
+        <w:sz w:val="20"/>
+      </w:rPr>
+    </w:lvl>
+    <w:lvl w:ilvl="4" w:tentative="1">
+      <w:start w:val="1"/>
+      <w:numFmt w:val="bullet"/>
+      <w:lvlText w:val=""/>
+      <w:lvlJc w:val="left"/>
+      <w:pPr>
+        <w:tabs>
+          <w:tab w:val="num" w:pos="3600"/>
+        </w:tabs>
+        <w:ind w:left="3600" w:hanging="360"/>
+      </w:pPr>
+      <w:rPr>
+        <w:rFonts w:ascii="Wingdings" w:hAnsi="Wingdings" w:hint="default"/>
+        <w:sz w:val="20"/>
+      </w:rPr>
+    </w:lvl>
+    <w:lvl w:ilvl="5" w:tentative="1">
+      <w:start w:val="1"/>
+      <w:numFmt w:val="bullet"/>
+      <w:lvlText w:val=""/>
+      <w:lvlJc w:val="left"/>
+      <w:pPr>
+        <w:tabs>
+          <w:tab w:val="num" w:pos="4320"/>
+        </w:tabs>
+        <w:ind w:left="4320" w:hanging="360"/>
+      </w:pPr>
+      <w:rPr>
+        <w:rFonts w:ascii="Wingdings" w:hAnsi="Wingdings" w:hint="default"/>
+        <w:sz w:val="20"/>
+      </w:rPr>
+    </w:lvl>
+    <w:lvl w:ilvl="6" w:tentative="1">
+      <w:start w:val="1"/>
+      <w:numFmt w:val="bullet"/>
+      <w:lvlText w:val=""/>
+      <w:lvlJc w:val="left"/>
+      <w:pPr>
+        <w:tabs>
+          <w:tab w:val="num" w:pos="5040"/>
+        </w:tabs>
+        <w:ind w:left="5040" w:hanging="360"/>
+      </w:pPr>
+      <w:rPr>
+        <w:rFonts w:ascii="Wingdings" w:hAnsi="Wingdings" w:hint="default"/>
+        <w:sz w:val="20"/>
+      </w:rPr>
+    </w:lvl>
+    <w:lvl w:ilvl="7" w:tentative="1">
+      <w:start w:val="1"/>
+      <w:numFmt w:val="bullet"/>
+      <w:lvlText w:val=""/>
+      <w:lvlJc w:val="left"/>
+      <w:pPr>
+        <w:tabs>
+          <w:tab w:val="num" w:pos="5760"/>
+        </w:tabs>
+        <w:ind w:left="5760" w:hanging="360"/>
+      </w:pPr>
+      <w:rPr>
+        <w:rFonts w:ascii="Wingdings" w:hAnsi="Wingdings" w:hint="default"/>
+        <w:sz w:val="20"/>
+      </w:rPr>
+    </w:lvl>
+    <w:lvl w:ilvl="8" w:tentative="1">
+      <w:start w:val="1"/>
+      <w:numFmt w:val="bullet"/>
+      <w:lvlText w:val=""/>
+      <w:lvlJc w:val="left"/>
+      <w:pPr>
+        <w:tabs>
+          <w:tab w:val="num" w:pos="6480"/>
+        </w:tabs>
+        <w:ind w:left="6480" w:hanging="360"/>
+      </w:pPr>
+      <w:rPr>
+        <w:rFonts w:ascii="Wingdings" w:hAnsi="Wingdings" w:hint="default"/>
+        <w:sz w:val="20"/>
+      </w:rPr>
+    </w:lvl>
+  </w:abstractNum>
+  <w:abstractNum w:abstractNumId="3" w15:restartNumberingAfterBreak="0">
     <w:nsid w:val="6FA90096"/>
     <w:multiLevelType w:val="multilevel"/>
     <w:tmpl w:val="30882E0C"/>
@@ -1069,7 +1649,7 @@
       </w:pPr>
     </w:lvl>
   </w:abstractNum>
-  <w:abstractNum w:abstractNumId="3" w15:restartNumberingAfterBreak="0">
+  <w:abstractNum w:abstractNumId="4" w15:restartNumberingAfterBreak="0">
     <w:nsid w:val="76915BBC"/>
     <w:multiLevelType w:val="multilevel"/>
     <w:tmpl w:val="EB407DD0"/>
@@ -1222,13 +1802,16 @@
     <w:abstractNumId w:val="0"/>
   </w:num>
   <w:num w:numId="2" w16cid:durableId="1693529370">
-    <w:abstractNumId w:val="2"/>
+    <w:abstractNumId w:val="3"/>
   </w:num>
   <w:num w:numId="3" w16cid:durableId="26175126">
-    <w:abstractNumId w:val="3"/>
+    <w:abstractNumId w:val="4"/>
   </w:num>
   <w:num w:numId="4" w16cid:durableId="1375229445">
     <w:abstractNumId w:val="1"/>
+  </w:num>
+  <w:num w:numId="5" w16cid:durableId="300187637">
+    <w:abstractNumId w:val="2"/>
   </w:num>
 </w:numbering>
 </file>
@@ -2193,6 +2776,48 @@
     <w:uiPriority w:val="99"/>
     <w:rsid w:val="00D97D56"/>
   </w:style>
+  <w:style w:type="table" w:styleId="TableGrid">
+    <w:name w:val="Table Grid"/>
+    <w:basedOn w:val="TableNormal"/>
+    <w:uiPriority w:val="39"/>
+    <w:rsid w:val="005C60B8"/>
+    <w:pPr>
+      <w:spacing w:after="0" w:line="240" w:lineRule="auto"/>
+    </w:pPr>
+    <w:tblPr>
+      <w:tblBorders>
+        <w:top w:val="single" w:sz="4" w:space="0" w:color="auto"/>
+        <w:left w:val="single" w:sz="4" w:space="0" w:color="auto"/>
+        <w:bottom w:val="single" w:sz="4" w:space="0" w:color="auto"/>
+        <w:right w:val="single" w:sz="4" w:space="0" w:color="auto"/>
+        <w:insideH w:val="single" w:sz="4" w:space="0" w:color="auto"/>
+        <w:insideV w:val="single" w:sz="4" w:space="0" w:color="auto"/>
+      </w:tblBorders>
+    </w:tblPr>
+  </w:style>
+  <w:style w:type="character" w:styleId="Hyperlink">
+    <w:name w:val="Hyperlink"/>
+    <w:basedOn w:val="DefaultParagraphFont"/>
+    <w:uiPriority w:val="99"/>
+    <w:unhideWhenUsed/>
+    <w:rsid w:val="005C60B8"/>
+    <w:rPr>
+      <w:color w:val="0563C1" w:themeColor="hyperlink"/>
+      <w:u w:val="single"/>
+    </w:rPr>
+  </w:style>
+  <w:style w:type="character" w:styleId="UnresolvedMention">
+    <w:name w:val="Unresolved Mention"/>
+    <w:basedOn w:val="DefaultParagraphFont"/>
+    <w:uiPriority w:val="99"/>
+    <w:semiHidden/>
+    <w:unhideWhenUsed/>
+    <w:rsid w:val="005C60B8"/>
+    <w:rPr>
+      <w:color w:val="605E5C"/>
+      <w:shd w:val="clear" w:color="auto" w:fill="E1DFDD"/>
+    </w:rPr>
+  </w:style>
 </w:styles>
 </file>
 

--- a/Assignment.docx
+++ b/Assignment.docx
@@ -4,6 +4,44 @@
   <w:body>
     <w:p>
       <w:pPr>
+        <w:jc w:val="center"/>
+        <w:rPr>
+          <w:b/>
+          <w:bCs/>
+          <w:sz w:val="36"/>
+          <w:szCs w:val="36"/>
+          <w:u w:val="single"/>
+        </w:rPr>
+      </w:pPr>
+      <w:r>
+        <w:rPr>
+          <w:b/>
+          <w:bCs/>
+          <w:sz w:val="36"/>
+          <w:szCs w:val="36"/>
+          <w:u w:val="single"/>
+        </w:rPr>
+        <w:t>Data Management for Machine Learning Assignment</w:t>
+      </w:r>
+    </w:p>
+    <w:p>
+      <w:pPr>
+        <w:rPr>
+          <w:b/>
+          <w:bCs/>
+        </w:rPr>
+      </w:pPr>
+    </w:p>
+    <w:p>
+      <w:pPr>
+        <w:rPr>
+          <w:b/>
+          <w:bCs/>
+        </w:rPr>
+      </w:pPr>
+    </w:p>
+    <w:p>
+      <w:pPr>
         <w:rPr>
           <w:b/>
           <w:bCs/>
@@ -23,14 +61,13 @@
         </w:rPr>
         <w:t xml:space="preserve"> Team information</w:t>
       </w:r>
-    </w:p>
-    <w:p>
-      <w:pPr>
-        <w:rPr>
-          <w:b/>
-          <w:bCs/>
-        </w:rPr>
-      </w:pPr>
+      <w:r>
+        <w:rPr>
+          <w:b/>
+          <w:bCs/>
+        </w:rPr>
+        <w:t>:</w:t>
+      </w:r>
     </w:p>
     <w:tbl>
       <w:tblPr>
@@ -729,7 +766,6 @@
           <w:b/>
           <w:bCs/>
         </w:rPr>
-        <w:lastRenderedPageBreak/>
         <w:t>User Interactions (Behavioral Data):</w:t>
       </w:r>
     </w:p>
@@ -763,6 +799,7 @@
           <w:b/>
           <w:bCs/>
         </w:rPr>
+        <w:lastRenderedPageBreak/>
         <w:t>Attributes:</w:t>
       </w:r>
       <w:r>
@@ -1023,9 +1060,650 @@
       </w:r>
     </w:p>
     <w:p/>
+    <w:p>
+      <w:pPr>
+        <w:rPr>
+          <w:b/>
+          <w:bCs/>
+        </w:rPr>
+      </w:pPr>
+      <w:r>
+        <w:rPr>
+          <w:b/>
+          <w:bCs/>
+        </w:rPr>
+        <w:t>Data Profiling and Validation</w:t>
+      </w:r>
+      <w:r>
+        <w:rPr>
+          <w:b/>
+          <w:bCs/>
+        </w:rPr>
+        <w:t xml:space="preserve">: </w:t>
+      </w:r>
+      <w:r>
+        <w:t>data_quality_report.pdf file attached</w:t>
+      </w:r>
+    </w:p>
+    <w:p>
+      <w:r>
+        <w:t>Data Quality Report</w:t>
+      </w:r>
+    </w:p>
+    <w:p>
+      <w:r>
+        <w:t>===================</w:t>
+      </w:r>
+    </w:p>
+    <w:p>
+      <w:r>
+        <w:t>Generated: 2026-05-03 11:40:25</w:t>
+      </w:r>
+    </w:p>
+    <w:p>
+      <w:r>
+        <w:t>Summary Metrics</w:t>
+      </w:r>
+    </w:p>
+    <w:p>
+      <w:r>
+        <w:t>---------------</w:t>
+      </w:r>
+    </w:p>
+    <w:p>
+      <w:r>
+        <w:t>Input file: sample_interactions.csv</w:t>
+      </w:r>
+    </w:p>
+    <w:p>
+      <w:r>
+        <w:t>Raw row count: 299</w:t>
+      </w:r>
+    </w:p>
+    <w:p>
+      <w:r>
+        <w:t>Raw column count: 4</w:t>
+      </w:r>
+    </w:p>
+    <w:p>
+      <w:r>
+        <w:t>Cleaned row count: 292</w:t>
+      </w:r>
+    </w:p>
+    <w:p>
+      <w:r>
+        <w:lastRenderedPageBreak/>
+        <w:t>Cleaned column count: 4</w:t>
+      </w:r>
+    </w:p>
+    <w:p>
+      <w:r>
+        <w:t>Duplicate rows removed: 7</w:t>
+      </w:r>
+    </w:p>
+    <w:p>
+      <w:r>
+        <w:t>Total missing values handled: 0</w:t>
+      </w:r>
+    </w:p>
+    <w:p>
+      <w:r>
+        <w:t>Issues &amp; Validation Notes</w:t>
+      </w:r>
+    </w:p>
+    <w:p>
+      <w:r>
+        <w:t>------------------------</w:t>
+      </w:r>
+    </w:p>
+    <w:p>
+      <w:r>
+        <w:t>- Extra columns detected: timestamp</w:t>
+      </w:r>
+    </w:p>
+    <w:p>
+      <w:r>
+        <w:t>- Found 7 duplicate user-item rows.</w:t>
+      </w:r>
+    </w:p>
+    <w:p/>
+    <w:p>
+      <w:r>
+        <w:rPr>
+          <w:b/>
+          <w:bCs/>
+        </w:rPr>
+        <w:t>Data Preparation</w:t>
+      </w:r>
+      <w:r>
+        <w:rPr>
+          <w:b/>
+          <w:bCs/>
+        </w:rPr>
+        <w:t>:</w:t>
+      </w:r>
+      <w:r>
+        <w:t xml:space="preserve"> Summary plots screenshots</w:t>
+      </w:r>
+    </w:p>
+    <w:p>
+      <w:r>
+        <w:t>Item popularity</w:t>
+      </w:r>
+    </w:p>
+    <w:p>
+      <w:r>
+        <w:rPr>
+          <w:noProof/>
+        </w:rPr>
+        <w:drawing>
+          <wp:inline distT="0" distB="0" distL="0" distR="0" wp14:anchorId="473CB862" wp14:editId="2537E44B">
+            <wp:extent cx="6840220" cy="3253740"/>
+            <wp:effectExtent l="0" t="0" r="0" b="3810"/>
+            <wp:docPr id="1686784628" name="Picture 1"/>
+            <wp:cNvGraphicFramePr>
+              <a:graphicFrameLocks xmlns:a="http://schemas.openxmlformats.org/drawingml/2006/main" noChangeAspect="1"/>
+            </wp:cNvGraphicFramePr>
+            <a:graphic xmlns:a="http://schemas.openxmlformats.org/drawingml/2006/main">
+              <a:graphicData uri="http://schemas.openxmlformats.org/drawingml/2006/picture">
+                <pic:pic xmlns:pic="http://schemas.openxmlformats.org/drawingml/2006/picture">
+                  <pic:nvPicPr>
+                    <pic:cNvPr id="1686784628" name="Picture 1686784628"/>
+                    <pic:cNvPicPr/>
+                  </pic:nvPicPr>
+                  <pic:blipFill>
+                    <a:blip r:embed="rId7">
+                      <a:extLst>
+                        <a:ext uri="{28A0092B-C50C-407E-A947-70E740481C1C}">
+                          <a14:useLocalDpi xmlns:a14="http://schemas.microsoft.com/office/drawing/2010/main" val="0"/>
+                        </a:ext>
+                      </a:extLst>
+                    </a:blip>
+                    <a:stretch>
+                      <a:fillRect/>
+                    </a:stretch>
+                  </pic:blipFill>
+                  <pic:spPr>
+                    <a:xfrm>
+                      <a:off x="0" y="0"/>
+                      <a:ext cx="6840220" cy="3253740"/>
+                    </a:xfrm>
+                    <a:prstGeom prst="rect">
+                      <a:avLst/>
+                    </a:prstGeom>
+                  </pic:spPr>
+                </pic:pic>
+              </a:graphicData>
+            </a:graphic>
+          </wp:inline>
+        </w:drawing>
+      </w:r>
+    </w:p>
+    <w:p>
+      <w:r>
+        <w:t>Rating distribution</w:t>
+      </w:r>
+    </w:p>
+    <w:p>
+      <w:r>
+        <w:rPr>
+          <w:noProof/>
+        </w:rPr>
+        <w:drawing>
+          <wp:inline distT="0" distB="0" distL="0" distR="0" wp14:anchorId="7C631C9A" wp14:editId="768BF95A">
+            <wp:extent cx="6840220" cy="3040380"/>
+            <wp:effectExtent l="0" t="0" r="0" b="7620"/>
+            <wp:docPr id="750429636" name="Picture 2"/>
+            <wp:cNvGraphicFramePr>
+              <a:graphicFrameLocks xmlns:a="http://schemas.openxmlformats.org/drawingml/2006/main" noChangeAspect="1"/>
+            </wp:cNvGraphicFramePr>
+            <a:graphic xmlns:a="http://schemas.openxmlformats.org/drawingml/2006/main">
+              <a:graphicData uri="http://schemas.openxmlformats.org/drawingml/2006/picture">
+                <pic:pic xmlns:pic="http://schemas.openxmlformats.org/drawingml/2006/picture">
+                  <pic:nvPicPr>
+                    <pic:cNvPr id="750429636" name="Picture 750429636"/>
+                    <pic:cNvPicPr/>
+                  </pic:nvPicPr>
+                  <pic:blipFill>
+                    <a:blip r:embed="rId8">
+                      <a:extLst>
+                        <a:ext uri="{28A0092B-C50C-407E-A947-70E740481C1C}">
+                          <a14:useLocalDpi xmlns:a14="http://schemas.microsoft.com/office/drawing/2010/main" val="0"/>
+                        </a:ext>
+                      </a:extLst>
+                    </a:blip>
+                    <a:stretch>
+                      <a:fillRect/>
+                    </a:stretch>
+                  </pic:blipFill>
+                  <pic:spPr>
+                    <a:xfrm>
+                      <a:off x="0" y="0"/>
+                      <a:ext cx="6840220" cy="3040380"/>
+                    </a:xfrm>
+                    <a:prstGeom prst="rect">
+                      <a:avLst/>
+                    </a:prstGeom>
+                  </pic:spPr>
+                </pic:pic>
+              </a:graphicData>
+            </a:graphic>
+          </wp:inline>
+        </w:drawing>
+      </w:r>
+    </w:p>
+    <w:p>
+      <w:r>
+        <w:lastRenderedPageBreak/>
+        <w:t>Interaction sparsity</w:t>
+      </w:r>
+    </w:p>
+    <w:p>
+      <w:r>
+        <w:rPr>
+          <w:noProof/>
+        </w:rPr>
+        <w:drawing>
+          <wp:inline distT="0" distB="0" distL="0" distR="0" wp14:anchorId="21A772F0" wp14:editId="6A48EEBD">
+            <wp:extent cx="6840220" cy="4559935"/>
+            <wp:effectExtent l="0" t="0" r="0" b="0"/>
+            <wp:docPr id="344231980" name="Picture 3"/>
+            <wp:cNvGraphicFramePr>
+              <a:graphicFrameLocks xmlns:a="http://schemas.openxmlformats.org/drawingml/2006/main" noChangeAspect="1"/>
+            </wp:cNvGraphicFramePr>
+            <a:graphic xmlns:a="http://schemas.openxmlformats.org/drawingml/2006/main">
+              <a:graphicData uri="http://schemas.openxmlformats.org/drawingml/2006/picture">
+                <pic:pic xmlns:pic="http://schemas.openxmlformats.org/drawingml/2006/picture">
+                  <pic:nvPicPr>
+                    <pic:cNvPr id="344231980" name="Picture 344231980"/>
+                    <pic:cNvPicPr/>
+                  </pic:nvPicPr>
+                  <pic:blipFill>
+                    <a:blip r:embed="rId9">
+                      <a:extLst>
+                        <a:ext uri="{28A0092B-C50C-407E-A947-70E740481C1C}">
+                          <a14:useLocalDpi xmlns:a14="http://schemas.microsoft.com/office/drawing/2010/main" val="0"/>
+                        </a:ext>
+                      </a:extLst>
+                    </a:blip>
+                    <a:stretch>
+                      <a:fillRect/>
+                    </a:stretch>
+                  </pic:blipFill>
+                  <pic:spPr>
+                    <a:xfrm>
+                      <a:off x="0" y="0"/>
+                      <a:ext cx="6840220" cy="4559935"/>
+                    </a:xfrm>
+                    <a:prstGeom prst="rect">
+                      <a:avLst/>
+                    </a:prstGeom>
+                  </pic:spPr>
+                </pic:pic>
+              </a:graphicData>
+            </a:graphic>
+          </wp:inline>
+        </w:drawing>
+      </w:r>
+    </w:p>
+    <w:p>
+      <w:pPr>
+        <w:rPr>
+          <w:b/>
+          <w:bCs/>
+        </w:rPr>
+      </w:pPr>
+    </w:p>
+    <w:p>
+      <w:pPr>
+        <w:rPr>
+          <w:b/>
+          <w:bCs/>
+        </w:rPr>
+      </w:pPr>
+      <w:r>
+        <w:rPr>
+          <w:b/>
+          <w:bCs/>
+        </w:rPr>
+        <w:t>Model Training and Evaluation</w:t>
+      </w:r>
+      <w:r>
+        <w:rPr>
+          <w:b/>
+          <w:bCs/>
+        </w:rPr>
+        <w:t>:</w:t>
+      </w:r>
+    </w:p>
+    <w:p>
+      <w:pPr>
+        <w:rPr>
+          <w:b/>
+          <w:bCs/>
+        </w:rPr>
+      </w:pPr>
+      <w:r>
+        <w:rPr>
+          <w:b/>
+          <w:bCs/>
+        </w:rPr>
+        <w:t>Model Performance Report</w:t>
+      </w:r>
+      <w:r>
+        <w:rPr>
+          <w:b/>
+          <w:bCs/>
+        </w:rPr>
+        <w:t xml:space="preserve"> from MLFlow UI</w:t>
+      </w:r>
+    </w:p>
+    <w:p>
+      <w:r>
+        <w:drawing>
+          <wp:inline distT="0" distB="0" distL="0" distR="0" wp14:anchorId="23C6AA34" wp14:editId="287B2115">
+            <wp:extent cx="6840220" cy="2332355"/>
+            <wp:effectExtent l="0" t="0" r="0" b="0"/>
+            <wp:docPr id="752294625" name="Picture 1"/>
+            <wp:cNvGraphicFramePr>
+              <a:graphicFrameLocks xmlns:a="http://schemas.openxmlformats.org/drawingml/2006/main" noChangeAspect="1"/>
+            </wp:cNvGraphicFramePr>
+            <a:graphic xmlns:a="http://schemas.openxmlformats.org/drawingml/2006/main">
+              <a:graphicData uri="http://schemas.openxmlformats.org/drawingml/2006/picture">
+                <pic:pic xmlns:pic="http://schemas.openxmlformats.org/drawingml/2006/picture">
+                  <pic:nvPicPr>
+                    <pic:cNvPr id="752294625" name=""/>
+                    <pic:cNvPicPr/>
+                  </pic:nvPicPr>
+                  <pic:blipFill>
+                    <a:blip r:embed="rId10"/>
+                    <a:stretch>
+                      <a:fillRect/>
+                    </a:stretch>
+                  </pic:blipFill>
+                  <pic:spPr>
+                    <a:xfrm>
+                      <a:off x="0" y="0"/>
+                      <a:ext cx="6840220" cy="2332355"/>
+                    </a:xfrm>
+                    <a:prstGeom prst="rect">
+                      <a:avLst/>
+                    </a:prstGeom>
+                  </pic:spPr>
+                </pic:pic>
+              </a:graphicData>
+            </a:graphic>
+          </wp:inline>
+        </w:drawing>
+      </w:r>
+    </w:p>
+    <w:p>
+      <w:r>
+        <w:t>MAE</w:t>
+      </w:r>
+    </w:p>
+    <w:p>
+      <w:r>
+        <w:rPr>
+          <w:noProof/>
+        </w:rPr>
+        <w:lastRenderedPageBreak/>
+        <w:drawing>
+          <wp:inline distT="0" distB="0" distL="0" distR="0" wp14:anchorId="68E80AB0" wp14:editId="1E177B6E">
+            <wp:extent cx="6840220" cy="3420110"/>
+            <wp:effectExtent l="0" t="0" r="0" b="8890"/>
+            <wp:docPr id="875873739" name="Picture 4"/>
+            <wp:cNvGraphicFramePr>
+              <a:graphicFrameLocks xmlns:a="http://schemas.openxmlformats.org/drawingml/2006/main" noChangeAspect="1"/>
+            </wp:cNvGraphicFramePr>
+            <a:graphic xmlns:a="http://schemas.openxmlformats.org/drawingml/2006/main">
+              <a:graphicData uri="http://schemas.openxmlformats.org/drawingml/2006/picture">
+                <pic:pic xmlns:pic="http://schemas.openxmlformats.org/drawingml/2006/picture">
+                  <pic:nvPicPr>
+                    <pic:cNvPr id="875873739" name="Picture 875873739"/>
+                    <pic:cNvPicPr/>
+                  </pic:nvPicPr>
+                  <pic:blipFill>
+                    <a:blip r:embed="rId11">
+                      <a:extLst>
+                        <a:ext uri="{28A0092B-C50C-407E-A947-70E740481C1C}">
+                          <a14:useLocalDpi xmlns:a14="http://schemas.microsoft.com/office/drawing/2010/main" val="0"/>
+                        </a:ext>
+                      </a:extLst>
+                    </a:blip>
+                    <a:stretch>
+                      <a:fillRect/>
+                    </a:stretch>
+                  </pic:blipFill>
+                  <pic:spPr>
+                    <a:xfrm>
+                      <a:off x="0" y="0"/>
+                      <a:ext cx="6840220" cy="3420110"/>
+                    </a:xfrm>
+                    <a:prstGeom prst="rect">
+                      <a:avLst/>
+                    </a:prstGeom>
+                  </pic:spPr>
+                </pic:pic>
+              </a:graphicData>
+            </a:graphic>
+          </wp:inline>
+        </w:drawing>
+      </w:r>
+    </w:p>
+    <w:p>
+      <w:pPr>
+        <w:rPr>
+          <w:b/>
+          <w:bCs/>
+        </w:rPr>
+      </w:pPr>
+      <w:r>
+        <w:rPr>
+          <w:b/>
+          <w:bCs/>
+        </w:rPr>
+        <w:t>Precision@5</w:t>
+      </w:r>
+    </w:p>
+    <w:p>
+      <w:pPr>
+        <w:rPr>
+          <w:b/>
+          <w:bCs/>
+        </w:rPr>
+      </w:pPr>
+      <w:r>
+        <w:rPr>
+          <w:b/>
+          <w:bCs/>
+          <w:noProof/>
+        </w:rPr>
+        <w:drawing>
+          <wp:inline distT="0" distB="0" distL="0" distR="0" wp14:anchorId="1E9512F9" wp14:editId="60D8B544">
+            <wp:extent cx="6840220" cy="3420110"/>
+            <wp:effectExtent l="0" t="0" r="0" b="8890"/>
+            <wp:docPr id="1809488067" name="Picture 5"/>
+            <wp:cNvGraphicFramePr>
+              <a:graphicFrameLocks xmlns:a="http://schemas.openxmlformats.org/drawingml/2006/main" noChangeAspect="1"/>
+            </wp:cNvGraphicFramePr>
+            <a:graphic xmlns:a="http://schemas.openxmlformats.org/drawingml/2006/main">
+              <a:graphicData uri="http://schemas.openxmlformats.org/drawingml/2006/picture">
+                <pic:pic xmlns:pic="http://schemas.openxmlformats.org/drawingml/2006/picture">
+                  <pic:nvPicPr>
+                    <pic:cNvPr id="1809488067" name="Picture 1809488067"/>
+                    <pic:cNvPicPr/>
+                  </pic:nvPicPr>
+                  <pic:blipFill>
+                    <a:blip r:embed="rId12">
+                      <a:extLst>
+                        <a:ext uri="{28A0092B-C50C-407E-A947-70E740481C1C}">
+                          <a14:useLocalDpi xmlns:a14="http://schemas.microsoft.com/office/drawing/2010/main" val="0"/>
+                        </a:ext>
+                      </a:extLst>
+                    </a:blip>
+                    <a:stretch>
+                      <a:fillRect/>
+                    </a:stretch>
+                  </pic:blipFill>
+                  <pic:spPr>
+                    <a:xfrm>
+                      <a:off x="0" y="0"/>
+                      <a:ext cx="6840220" cy="3420110"/>
+                    </a:xfrm>
+                    <a:prstGeom prst="rect">
+                      <a:avLst/>
+                    </a:prstGeom>
+                  </pic:spPr>
+                </pic:pic>
+              </a:graphicData>
+            </a:graphic>
+          </wp:inline>
+        </w:drawing>
+      </w:r>
+    </w:p>
+    <w:p>
+      <w:pPr>
+        <w:rPr>
+          <w:b/>
+          <w:bCs/>
+        </w:rPr>
+      </w:pPr>
+      <w:r>
+        <w:rPr>
+          <w:b/>
+          <w:bCs/>
+        </w:rPr>
+        <w:t>Recall@5</w:t>
+      </w:r>
+    </w:p>
+    <w:p>
+      <w:pPr>
+        <w:rPr>
+          <w:b/>
+          <w:bCs/>
+        </w:rPr>
+      </w:pPr>
+      <w:r>
+        <w:rPr>
+          <w:b/>
+          <w:bCs/>
+          <w:noProof/>
+        </w:rPr>
+        <w:lastRenderedPageBreak/>
+        <w:drawing>
+          <wp:inline distT="0" distB="0" distL="0" distR="0" wp14:anchorId="571E2681" wp14:editId="7E689A99">
+            <wp:extent cx="6840220" cy="3420110"/>
+            <wp:effectExtent l="0" t="0" r="0" b="8890"/>
+            <wp:docPr id="551324012" name="Picture 6"/>
+            <wp:cNvGraphicFramePr>
+              <a:graphicFrameLocks xmlns:a="http://schemas.openxmlformats.org/drawingml/2006/main" noChangeAspect="1"/>
+            </wp:cNvGraphicFramePr>
+            <a:graphic xmlns:a="http://schemas.openxmlformats.org/drawingml/2006/main">
+              <a:graphicData uri="http://schemas.openxmlformats.org/drawingml/2006/picture">
+                <pic:pic xmlns:pic="http://schemas.openxmlformats.org/drawingml/2006/picture">
+                  <pic:nvPicPr>
+                    <pic:cNvPr id="551324012" name="Picture 551324012"/>
+                    <pic:cNvPicPr/>
+                  </pic:nvPicPr>
+                  <pic:blipFill>
+                    <a:blip r:embed="rId13">
+                      <a:extLst>
+                        <a:ext uri="{28A0092B-C50C-407E-A947-70E740481C1C}">
+                          <a14:useLocalDpi xmlns:a14="http://schemas.microsoft.com/office/drawing/2010/main" val="0"/>
+                        </a:ext>
+                      </a:extLst>
+                    </a:blip>
+                    <a:stretch>
+                      <a:fillRect/>
+                    </a:stretch>
+                  </pic:blipFill>
+                  <pic:spPr>
+                    <a:xfrm>
+                      <a:off x="0" y="0"/>
+                      <a:ext cx="6840220" cy="3420110"/>
+                    </a:xfrm>
+                    <a:prstGeom prst="rect">
+                      <a:avLst/>
+                    </a:prstGeom>
+                  </pic:spPr>
+                </pic:pic>
+              </a:graphicData>
+            </a:graphic>
+          </wp:inline>
+        </w:drawing>
+      </w:r>
+    </w:p>
+    <w:p>
+      <w:pPr>
+        <w:rPr>
+          <w:b/>
+          <w:bCs/>
+        </w:rPr>
+      </w:pPr>
+    </w:p>
+    <w:p>
+      <w:pPr>
+        <w:rPr>
+          <w:b/>
+          <w:bCs/>
+        </w:rPr>
+      </w:pPr>
+    </w:p>
+    <w:p>
+      <w:pPr>
+        <w:rPr>
+          <w:b/>
+          <w:bCs/>
+        </w:rPr>
+      </w:pPr>
+    </w:p>
+    <w:p>
+      <w:pPr>
+        <w:rPr>
+          <w:b/>
+          <w:bCs/>
+        </w:rPr>
+      </w:pPr>
+      <w:r>
+        <w:rPr>
+          <w:b/>
+          <w:bCs/>
+        </w:rPr>
+        <w:t>&lt;&lt;&lt;&lt;&lt;&lt;&lt;&lt;&lt;&lt;&lt;&lt;&lt;&lt;&lt;&lt;&lt;&lt;&lt;&lt;&lt;&lt;&lt;&lt;&lt;&lt;&lt;&lt;&lt;&lt;</w:t>
+      </w:r>
+      <w:r>
+        <w:rPr>
+          <w:b/>
+          <w:bCs/>
+        </w:rPr>
+        <w:sym w:font="Wingdings" w:char="F0DF"/>
+      </w:r>
+      <w:r>
+        <w:rPr>
+          <w:b/>
+          <w:bCs/>
+        </w:rPr>
+        <w:t>--------END OF REPORT---</w:t>
+      </w:r>
+      <w:r>
+        <w:rPr>
+          <w:b/>
+          <w:bCs/>
+        </w:rPr>
+        <w:sym w:font="Wingdings" w:char="F0E0"/>
+      </w:r>
+      <w:r>
+        <w:rPr>
+          <w:b/>
+          <w:bCs/>
+        </w:rPr>
+        <w:t>&gt;&gt;&gt;&gt;&gt;&gt;&gt;&gt;&gt;&gt;&gt;&gt;&gt;&gt;&gt;&gt;&gt;&gt;&gt;&gt;&gt;&gt;&gt;&gt;&gt;&gt;&gt;&gt;&gt;&gt;&gt;&gt;</w:t>
+      </w:r>
+    </w:p>
     <w:sectPr>
       <w:pgSz w:w="11906" w:h="16838"/>
-      <w:pgMar w:top="1440" w:right="1440" w:bottom="1440" w:left="1440" w:header="708" w:footer="708" w:gutter="0"/>
+      <w:pgMar w:top="567" w:right="567" w:bottom="567" w:left="567" w:header="709" w:footer="709" w:gutter="0"/>
       <w:cols w:space="708"/>
       <w:docGrid w:linePitch="360"/>
     </w:sectPr>

--- a/Assignment.docx
+++ b/Assignment.docx
@@ -31,6 +31,92 @@
           <w:bCs/>
         </w:rPr>
       </w:pPr>
+    </w:p>
+    <w:p>
+      <w:pPr>
+        <w:rPr>
+          <w:b/>
+          <w:bCs/>
+        </w:rPr>
+      </w:pPr>
+      <w:r>
+        <w:rPr>
+          <w:b/>
+          <w:bCs/>
+        </w:rPr>
+        <w:t xml:space="preserve">Short Demo </w:t>
+      </w:r>
+      <w:r>
+        <w:rPr>
+          <w:b/>
+          <w:bCs/>
+        </w:rPr>
+        <w:t>Link:</w:t>
+      </w:r>
+      <w:r>
+        <w:rPr>
+          <w:b/>
+          <w:bCs/>
+        </w:rPr>
+        <w:t xml:space="preserve"> </w:t>
+      </w:r>
+      <w:hyperlink r:id="rId7" w:history="1">
+        <w:r>
+          <w:rPr>
+            <w:rStyle w:val="Hyperlink"/>
+            <w:b/>
+            <w:bCs/>
+          </w:rPr>
+          <w:t>https://drive.google.com/file/d/1qIWfoYd7LYJFkJoAOQU6cmr7-TYUYkE8/view?usp=drive_link</w:t>
+        </w:r>
+      </w:hyperlink>
+    </w:p>
+    <w:p>
+      <w:pPr>
+        <w:rPr>
+          <w:b/>
+          <w:bCs/>
+        </w:rPr>
+      </w:pPr>
+    </w:p>
+    <w:p>
+      <w:pPr>
+        <w:rPr>
+          <w:b/>
+          <w:bCs/>
+        </w:rPr>
+      </w:pPr>
+      <w:r>
+        <w:rPr>
+          <w:b/>
+          <w:bCs/>
+        </w:rPr>
+        <w:t xml:space="preserve">Github </w:t>
+      </w:r>
+      <w:r>
+        <w:rPr>
+          <w:b/>
+          <w:bCs/>
+        </w:rPr>
+        <w:t>repo:</w:t>
+      </w:r>
+      <w:r>
+        <w:rPr>
+          <w:b/>
+          <w:bCs/>
+        </w:rPr>
+        <w:t xml:space="preserve"> </w:t>
+      </w:r>
+      <w:hyperlink r:id="rId8" w:history="1">
+        <w:r>
+          <w:rPr>
+            <w:rStyle w:val="Hyperlink"/>
+            <w:b/>
+            <w:bCs/>
+          </w:rPr>
+          <w:t>https://github.com/pandeylokesh124/dm4ml</w:t>
+        </w:r>
+      </w:hyperlink>
     </w:p>
     <w:p>
       <w:pPr>
@@ -176,16 +262,7 @@
                 <w:color w:val="FFFFFF" w:themeColor="background1"/>
                 <w:lang w:val="en-US"/>
               </w:rPr>
-              <w:t xml:space="preserve">Contribution </w:t>
-            </w:r>
-            <w:r>
-              <w:rPr>
-                <w:b/>
-                <w:bCs/>
-                <w:color w:val="FFFFFF" w:themeColor="background1"/>
-                <w:lang w:val="en-US"/>
-              </w:rPr>
-              <w:t>%</w:t>
+              <w:t>Contribution %</w:t>
             </w:r>
           </w:p>
         </w:tc>
@@ -431,7 +508,7 @@
                 <w:bCs/>
                 <w:lang w:val="en-US"/>
               </w:rPr>
-              <w:t>2025ae05503</w:t>
+              <w:t>2025ae05916</w:t>
             </w:r>
           </w:p>
         </w:tc>
@@ -746,6 +823,7 @@
           <w:b/>
           <w:bCs/>
         </w:rPr>
+        <w:lastRenderedPageBreak/>
         <w:t>3. Key Data Sources</w:t>
       </w:r>
     </w:p>
@@ -799,7 +877,6 @@
           <w:b/>
           <w:bCs/>
         </w:rPr>
-        <w:lastRenderedPageBreak/>
         <w:t>Attributes:</w:t>
       </w:r>
       <w:r>
@@ -1112,6 +1189,7 @@
     </w:p>
     <w:p>
       <w:r>
+        <w:lastRenderedPageBreak/>
         <w:t>Input file: sample_interactions.csv</w:t>
       </w:r>
     </w:p>
@@ -1132,7 +1210,6 @@
     </w:p>
     <w:p>
       <w:r>
-        <w:lastRenderedPageBreak/>
         <w:t>Cleaned column count: 4</w:t>
       </w:r>
     </w:p>
@@ -1212,7 +1289,7 @@
                     <pic:cNvPicPr/>
                   </pic:nvPicPr>
                   <pic:blipFill>
-                    <a:blip r:embed="rId7">
+                    <a:blip r:embed="rId9">
                       <a:extLst>
                         <a:ext uri="{28A0092B-C50C-407E-A947-70E740481C1C}">
                           <a14:useLocalDpi xmlns:a14="http://schemas.microsoft.com/office/drawing/2010/main" val="0"/>
@@ -1249,6 +1326,7 @@
         <w:rPr>
           <w:noProof/>
         </w:rPr>
+        <w:lastRenderedPageBreak/>
         <w:drawing>
           <wp:inline distT="0" distB="0" distL="0" distR="0" wp14:anchorId="7C631C9A" wp14:editId="768BF95A">
             <wp:extent cx="6840220" cy="3040380"/>
@@ -1265,7 +1343,7 @@
                     <pic:cNvPicPr/>
                   </pic:nvPicPr>
                   <pic:blipFill>
-                    <a:blip r:embed="rId8">
+                    <a:blip r:embed="rId10">
                       <a:extLst>
                         <a:ext uri="{28A0092B-C50C-407E-A947-70E740481C1C}">
                           <a14:useLocalDpi xmlns:a14="http://schemas.microsoft.com/office/drawing/2010/main" val="0"/>
@@ -1294,7 +1372,6 @@
     </w:p>
     <w:p>
       <w:r>
-        <w:lastRenderedPageBreak/>
         <w:t>Interaction sparsity</w:t>
       </w:r>
     </w:p>
@@ -1319,7 +1396,7 @@
                     <pic:cNvPicPr/>
                   </pic:nvPicPr>
                   <pic:blipFill>
-                    <a:blip r:embed="rId9">
+                    <a:blip r:embed="rId11">
                       <a:extLst>
                         <a:ext uri="{28A0092B-C50C-407E-A947-70E740481C1C}">
                           <a14:useLocalDpi xmlns:a14="http://schemas.microsoft.com/office/drawing/2010/main" val="0"/>
@@ -1400,6 +1477,10 @@
     </w:p>
     <w:p>
       <w:r>
+        <w:rPr>
+          <w:noProof/>
+        </w:rPr>
+        <w:lastRenderedPageBreak/>
         <w:drawing>
           <wp:inline distT="0" distB="0" distL="0" distR="0" wp14:anchorId="23C6AA34" wp14:editId="287B2115">
             <wp:extent cx="6840220" cy="2332355"/>
@@ -1416,7 +1497,7 @@
                     <pic:cNvPicPr/>
                   </pic:nvPicPr>
                   <pic:blipFill>
-                    <a:blip r:embed="rId10"/>
+                    <a:blip r:embed="rId12"/>
                     <a:stretch>
                       <a:fillRect/>
                     </a:stretch>
@@ -1447,7 +1528,6 @@
         <w:rPr>
           <w:noProof/>
         </w:rPr>
-        <w:lastRenderedPageBreak/>
         <w:drawing>
           <wp:inline distT="0" distB="0" distL="0" distR="0" wp14:anchorId="68E80AB0" wp14:editId="1E177B6E">
             <wp:extent cx="6840220" cy="3420110"/>
@@ -1464,7 +1544,7 @@
                     <pic:cNvPicPr/>
                   </pic:nvPicPr>
                   <pic:blipFill>
-                    <a:blip r:embed="rId11">
+                    <a:blip r:embed="rId13">
                       <a:extLst>
                         <a:ext uri="{28A0092B-C50C-407E-A947-70E740481C1C}">
                           <a14:useLocalDpi xmlns:a14="http://schemas.microsoft.com/office/drawing/2010/main" val="0"/>
@@ -1519,6 +1599,7 @@
           <w:bCs/>
           <w:noProof/>
         </w:rPr>
+        <w:lastRenderedPageBreak/>
         <w:drawing>
           <wp:inline distT="0" distB="0" distL="0" distR="0" wp14:anchorId="1E9512F9" wp14:editId="60D8B544">
             <wp:extent cx="6840220" cy="3420110"/>
@@ -1535,7 +1616,7 @@
                     <pic:cNvPicPr/>
                   </pic:nvPicPr>
                   <pic:blipFill>
-                    <a:blip r:embed="rId12">
+                    <a:blip r:embed="rId14">
                       <a:extLst>
                         <a:ext uri="{28A0092B-C50C-407E-A947-70E740481C1C}">
                           <a14:useLocalDpi xmlns:a14="http://schemas.microsoft.com/office/drawing/2010/main" val="0"/>
@@ -1590,7 +1671,6 @@
           <w:bCs/>
           <w:noProof/>
         </w:rPr>
-        <w:lastRenderedPageBreak/>
         <w:drawing>
           <wp:inline distT="0" distB="0" distL="0" distR="0" wp14:anchorId="571E2681" wp14:editId="7E689A99">
             <wp:extent cx="6840220" cy="3420110"/>
@@ -1607,7 +1687,7 @@
                     <pic:cNvPicPr/>
                   </pic:nvPicPr>
                   <pic:blipFill>
-                    <a:blip r:embed="rId13">
+                    <a:blip r:embed="rId15">
                       <a:extLst>
                         <a:ext uri="{28A0092B-C50C-407E-A947-70E740481C1C}">
                           <a14:useLocalDpi xmlns:a14="http://schemas.microsoft.com/office/drawing/2010/main" val="0"/>
@@ -3097,6 +3177,7 @@
   <w:style w:type="character" w:default="1" w:styleId="DefaultParagraphFont">
     <w:name w:val="Default Paragraph Font"/>
     <w:uiPriority w:val="1"/>
+    <w:semiHidden/>
     <w:unhideWhenUsed/>
   </w:style>
   <w:style w:type="table" w:default="1" w:styleId="TableNormal">
